--- a/courts/dc-circuit/court-of-appeals/answering-brief/docx/reference.docx
+++ b/courts/dc-circuit/court-of-appeals/answering-brief/docx/reference.docx
@@ -315,11 +315,8 @@
     </w:p>
     <w:sectPr>
       <w:footerReference w:type="default" r:id="rIdFooter1"/>
-      <w:footnotePr>
-        <w:numRestart w:val="eachSect"/>
-      </w:footnotePr>
       <w:pgSz w:w="12240" w:h="15840"/>
-      <w:pgMar w:top="1440" w:right="1440" w:bottom="1440" w:left="1440" w:header="0" w:footer="720" w:gutter="0"/>
+      <w:pgMar w:top="1440" w:right="1440" w:bottom="1440" w:left="1440" w:header="720" w:footer="432" w:gutter="0"/>
     </w:sectPr>
   </w:body>
 </w:document>
@@ -513,19 +510,40 @@
   <w:docDefaults>
     <w:rPrDefault>
       <w:rPr>
-        <w:rFonts w:asciiTheme="minorHAnsi" w:eastAsiaTheme="minorEastAsia" w:hAnsiTheme="minorHAnsi" w:cstheme="minorBidi"/>
-        <w:sz w:val="24"/>
-        <w:szCs w:val="24"/>
+        <w:rFonts w:ascii="TeX Gyre Schola" w:hAnsi="TeX Gyre Schola" w:eastAsia="TeX Gyre Schola" w:cs="TeX Gyre Schola"/>
+        <w:sz w:val="28"/>
+        <w:szCs w:val="28"/>
         <w:lang w:val="en-US" w:eastAsia="zh-CN" w:bidi="ar-SA"/>
       </w:rPr>
     </w:rPrDefault>
     <w:pPrDefault>
       <w:pPr>
-        <w:spacing w:after="200"/>
+        <w:widowControl/>
+        <w:spacing w:after="0"/>
       </w:pPr>
     </w:pPrDefault>
   </w:docDefaults>
   <w:latentStyles w:defLockedState="0" w:defUIPriority="0" w:defSemiHidden="0" w:defUnhideWhenUsed="0" w:defQFormat="0" w:count="276"/>
+  <w:style w:type="paragraph" w:default="1" w:styleId="Normal">
+    <w:name w:val="Normal"/>
+    <w:qFormat/>
+  </w:style>
+  <w:style w:type="paragraph" w:styleId="BodyText">
+    <w:name w:val="Body Text"/>
+    <w:basedOn w:val="Normal"/>
+    <w:link w:val="BodyTextChar"/>
+    <w:qFormat/>
+    <w:pPr>
+      <w:spacing w:before="0" w:after="0" w:line="528" w:lineRule="exact"/>
+      <w:ind w:firstLine="720"/>
+    </w:pPr>
+  </w:style>
+  <w:style w:type="paragraph" w:customStyle="1" w:styleId="FirstParagraph">
+    <w:name w:val="First Paragraph"/>
+    <w:basedOn w:val="BodyText"/>
+    <w:next w:val="BodyText"/>
+    <w:qFormat/>
+  </w:style>
   <w:style w:type="paragraph" w:customStyle="1" w:styleId="Compact">
     <w:name w:val="Compact"/>
     <w:basedOn w:val="BodyText"/>
@@ -667,6 +685,111 @@
     <w:pPr/>
     <w:rPr/>
   </w:style>
+  <w:style w:type="paragraph" w:styleId="Heading1">
+    <w:name w:val="heading 1"/>
+    <w:basedOn w:val="Normal"/>
+    <w:next w:val="BodyText"/>
+    <w:link w:val="Heading1Char"/>
+    <w:uiPriority w:val="9"/>
+    <w:qFormat/>
+    <w:rsid w:val="00A10FD9"/>
+    <w:pPr>
+      <w:keepNext/>
+      <w:keepLines/>
+      <w:spacing w:before="240" w:after="120" w:line="350" w:lineRule="exact"/>
+      <w:ind w:firstLine="0"/>
+      <w:jc w:val="center"/>
+      <w:outlineLvl w:val="0"/>
+    </w:pPr>
+    <w:rPr>
+      <w:rFonts w:ascii="TeX Gyre Schola" w:hAnsi="TeX Gyre Schola" w:eastAsia="TeX Gyre Schola" w:cs="TeX Gyre Schola"/>
+      <w:b/>
+      <w:bCs/>
+      <w:caps/>
+      <w:color w:val="000000"/>
+      <w:sz w:val="28"/>
+      <w:szCs w:val="28"/>
+    </w:rPr>
+  </w:style>
+  <w:style w:type="paragraph" w:styleId="Heading2">
+    <w:name w:val="heading 2"/>
+    <w:basedOn w:val="Normal"/>
+    <w:next w:val="BodyText"/>
+    <w:link w:val="Heading2Char"/>
+    <w:uiPriority w:val="9"/>
+    <w:semiHidden/>
+    <w:unhideWhenUsed/>
+    <w:qFormat/>
+    <w:rsid w:val="00A10FD9"/>
+    <w:pPr>
+      <w:keepNext/>
+      <w:keepLines/>
+      <w:spacing w:before="240" w:after="120" w:line="350" w:lineRule="exact"/>
+      <w:ind w:firstLine="0"/>
+      <w:outlineLvl w:val="1"/>
+    </w:pPr>
+    <w:rPr>
+      <w:rFonts w:ascii="TeX Gyre Schola" w:hAnsi="TeX Gyre Schola" w:eastAsia="TeX Gyre Schola" w:cs="TeX Gyre Schola"/>
+      <w:b/>
+      <w:bCs/>
+      <w:color w:val="000000"/>
+      <w:sz w:val="28"/>
+      <w:szCs w:val="28"/>
+    </w:rPr>
+  </w:style>
+  <w:style w:type="paragraph" w:styleId="Heading3">
+    <w:name w:val="heading 3"/>
+    <w:basedOn w:val="Normal"/>
+    <w:next w:val="BodyText"/>
+    <w:link w:val="Heading3Char"/>
+    <w:uiPriority w:val="9"/>
+    <w:semiHidden/>
+    <w:unhideWhenUsed/>
+    <w:qFormat/>
+    <w:rsid w:val="00A10FD9"/>
+    <w:pPr>
+      <w:keepNext/>
+      <w:keepLines/>
+      <w:spacing w:before="240" w:after="120" w:line="350" w:lineRule="exact"/>
+      <w:ind w:firstLine="0"/>
+      <w:outlineLvl w:val="2"/>
+    </w:pPr>
+    <w:rPr>
+      <w:rFonts w:ascii="TeX Gyre Schola" w:hAnsi="TeX Gyre Schola" w:eastAsia="TeX Gyre Schola" w:cs="TeX Gyre Schola"/>
+      <w:b/>
+      <w:bCs/>
+      <w:color w:val="000000"/>
+      <w:sz w:val="28"/>
+      <w:szCs w:val="28"/>
+    </w:rPr>
+  </w:style>
+  <w:style w:type="paragraph" w:styleId="Heading4">
+    <w:name w:val="heading 4"/>
+    <w:basedOn w:val="Normal"/>
+    <w:next w:val="BodyText"/>
+    <w:link w:val="Heading4Char"/>
+    <w:uiPriority w:val="9"/>
+    <w:semiHidden/>
+    <w:unhideWhenUsed/>
+    <w:qFormat/>
+    <w:rsid w:val="00A10FD9"/>
+    <w:pPr>
+      <w:keepNext/>
+      <w:keepLines/>
+      <w:spacing w:before="240" w:after="120" w:line="350" w:lineRule="exact"/>
+      <w:ind w:firstLine="0"/>
+      <w:outlineLvl w:val="3"/>
+    </w:pPr>
+    <w:rPr>
+      <w:rFonts w:ascii="TeX Gyre Schola" w:hAnsi="TeX Gyre Schola" w:eastAsia="TeX Gyre Schola" w:cs="TeX Gyre Schola"/>
+      <w:b/>
+      <w:bCs/>
+      <w:i/>
+      <w:color w:val="000000"/>
+      <w:sz w:val="28"/>
+      <w:szCs w:val="28"/>
+    </w:rPr>
+  </w:style>
   <w:style w:type="paragraph" w:styleId="Heading5">
     <w:name w:val="heading 5"/>
     <w:basedOn w:val="Normal"/>
@@ -680,12 +803,18 @@
     <w:pPr>
       <w:keepNext/>
       <w:keepLines/>
-      <w:spacing w:before="80" w:after="40"/>
+      <w:spacing w:before="240" w:after="120" w:line="350" w:lineRule="exact"/>
+      <w:ind w:firstLine="0"/>
       <w:outlineLvl w:val="4"/>
     </w:pPr>
     <w:rPr>
-      <w:rFonts w:eastAsiaTheme="majorEastAsia" w:cstheme="majorBidi"/>
-      <w:color w:val="0F4761" w:themeColor="accent1" w:themeShade="BF"/>
+      <w:rFonts w:ascii="TeX Gyre Schola" w:hAnsi="TeX Gyre Schola" w:eastAsia="TeX Gyre Schola" w:cs="TeX Gyre Schola"/>
+      <w:b/>
+      <w:bCs/>
+      <w:i/>
+      <w:color w:val="000000"/>
+      <w:sz w:val="28"/>
+      <w:szCs w:val="28"/>
     </w:rPr>
   </w:style>
   <w:style w:type="paragraph" w:styleId="Heading6">
@@ -895,6 +1024,43 @@
       <w:color w:val="272727" w:themeColor="text1" w:themeTint="D8"/>
     </w:rPr>
   </w:style>
+  <w:style w:type="paragraph" w:customStyle="1" w:styleId="ListItem">
+    <w:name w:val="List Item"/>
+    <w:basedOn w:val="BodyText"/>
+    <w:qFormat/>
+    <w:pPr>
+      <w:spacing w:before="0" w:after="0" w:line="528" w:lineRule="exact"/>
+      <w:ind w:left="720" w:hanging="720"/>
+    </w:pPr>
+  </w:style>
+  <w:style w:type="paragraph" w:styleId="BlockText">
+    <w:name w:val="Block Text"/>
+    <w:basedOn w:val="BodyText"/>
+    <w:next w:val="BodyText"/>
+    <w:uiPriority w:val="9"/>
+    <w:unhideWhenUsed/>
+    <w:qFormat/>
+    <w:pPr>
+      <w:spacing w:before="280" w:after="280" w:line="350" w:lineRule="exact"/>
+      <w:ind w:firstLine="0" w:left="720" w:right="720"/>
+    </w:pPr>
+  </w:style>
+  <w:style w:type="paragraph" w:styleId="FootnoteText">
+    <w:name w:val="Footnote Text"/>
+    <w:basedOn w:val="Normal"/>
+    <w:next w:val="FootnoteText"/>
+    <w:uiPriority w:val="9"/>
+    <w:unhideWhenUsed/>
+    <w:qFormat/>
+    <w:pPr>
+      <w:keepLines/>
+      <w:spacing w:before="0" w:after="140" w:line="350" w:lineRule="exact"/>
+    </w:pPr>
+    <w:rPr>
+      <w:sz w:val="28"/>
+      <w:szCs w:val="28"/>
+    </w:rPr>
+  </w:style>
   <w:style w:type="paragraph" w:styleId="FootnoteBlockText">
     <w:name w:val="Footnote Block Text"/>
     <w:basedOn w:val="FootnoteText"/>
@@ -903,8 +1069,8 @@
     <w:unhideWhenUsed/>
     <w:qFormat/>
     <w:pPr>
-      <w:spacing w:before="100" w:after="100"/>
-      <w:ind w:firstLine="0" w:left="480" w:right="480"/>
+      <w:spacing w:before="280" w:after="280"/>
+      <w:ind w:firstLine="0" w:left="720" w:right="720"/>
     </w:pPr>
   </w:style>
   <w:style w:type="character" w:default="1" w:styleId="DefaultParagraphFont">
@@ -1012,7 +1178,7 @@
     <w:name w:val="Hyperlink"/>
     <w:basedOn w:val="BodyTextChar"/>
     <w:rPr>
-      <w:color w:val="4F81BD" w:themeColor="accent1"/>
+      <w:color w:val="000000"/>
     </w:rPr>
   </w:style>
   <w:style w:type="paragraph" w:styleId="TOCHeading">
@@ -1032,158 +1198,6 @@
       <w:bCs w:val="0"/>
       <w:color w:val="365F91" w:themeColor="accent1" w:themeShade="BF"/>
     </w:rPr>
-  </w:style>
-  <w:style w:type="paragraph" w:default="1" w:styleId="Normal">
-    <w:name w:val="Normal"/>
-    <w:qFormat/>
-    <w:pPr>
-      <w:spacing w:before="0" w:after="0" w:line="240" w:lineRule="auto"/>
-    </w:pPr>
-    <w:rPr>
-      <w:rFonts w:ascii="TeX Gyre Schola" w:hAnsi="TeX Gyre Schola" w:eastAsia="TeX Gyre Schola" w:cs="TeX Gyre Schola"/>
-      <w:sz w:val="28"/>
-      <w:szCs w:val="28"/>
-    </w:rPr>
-  </w:style>
-  <w:style w:type="paragraph" w:styleId="BodyText">
-    <w:name w:val="Body Text"/>
-    <w:basedOn w:val="Normal"/>
-    <w:qFormat/>
-    <w:pPr>
-      <w:spacing w:before="0" w:after="0" w:line="480" w:lineRule="auto"/>
-      <w:ind w:firstLine="720"/>
-    </w:pPr>
-  </w:style>
-  <w:style w:type="paragraph" w:styleId="FirstParagraph">
-    <w:name w:val="First Paragraph"/>
-    <w:basedOn w:val="BodyText"/>
-    <w:next w:val="BodyText"/>
-    <w:qFormat/>
-    <w:pPr>
-      <w:spacing w:before="0" w:after="0" w:line="480" w:lineRule="auto"/>
-      <w:ind w:firstLine="720"/>
-    </w:pPr>
-  </w:style>
-  <w:style w:type="paragraph" w:styleId="BlockText">
-    <w:name w:val="Block Text"/>
-    <w:basedOn w:val="Normal"/>
-    <w:qFormat/>
-    <w:pPr>
-      <w:spacing w:before="0" w:after="240" w:line="240" w:lineRule="auto"/>
-      <w:ind w:left="720" w:right="720"/>
-    </w:pPr>
-  </w:style>
-  <w:style w:type="paragraph" w:styleId="FootnoteText">
-    <w:name w:val="footnote text"/>
-    <w:basedOn w:val="Normal"/>
-    <w:pPr>
-      <w:spacing w:before="0" w:after="120" w:line="240" w:lineRule="auto"/>
-    </w:pPr>
-    <w:rPr>
-      <w:sz w:val="28"/>
-      <w:szCs w:val="28"/>
-    </w:rPr>
-  </w:style>
-  <w:style w:type="paragraph" w:styleId="Heading1">
-    <w:name w:val="heading 1"/>
-    <w:basedOn w:val="Normal"/>
-    <w:next w:val="BodyText"/>
-    <w:qFormat/>
-    <w:pPr>
-      <w:keepNext/>
-      <w:keepLines/>
-      <w:spacing w:before="360" w:after="240" w:line="240" w:lineRule="auto"/>
-      <w:jc w:val="center"/>
-      <w:outlineLvl w:val="0"/>
-    </w:pPr>
-    <w:rPr>
-      <w:b/>
-      <w:bCs/>
-      <w:caps/>
-      <w:sz w:val="28"/>
-      <w:szCs w:val="28"/>
-    </w:rPr>
-  </w:style>
-  <w:style w:type="paragraph" w:styleId="Heading2">
-    <w:name w:val="heading 2"/>
-    <w:basedOn w:val="Normal"/>
-    <w:next w:val="BodyText"/>
-    <w:qFormat/>
-    <w:pPr>
-      <w:keepNext/>
-      <w:keepLines/>
-      <w:tabs>
-        <w:tab w:val="left" w:pos="1440"/>
-      </w:tabs>
-      <w:spacing w:before="240" w:after="180" w:line="240" w:lineRule="auto"/>
-      <w:ind w:left="1440" w:hanging="720"/>
-      <w:outlineLvl w:val="1"/>
-    </w:pPr>
-    <w:rPr>
-      <w:b/>
-      <w:bCs/>
-      <w:sz w:val="28"/>
-      <w:szCs w:val="28"/>
-    </w:rPr>
-  </w:style>
-  <w:style w:type="paragraph" w:styleId="Heading3">
-    <w:name w:val="heading 3"/>
-    <w:basedOn w:val="Heading2"/>
-    <w:next w:val="BodyText"/>
-    <w:qFormat/>
-    <w:pPr>
-      <w:ind w:left="2160" w:hanging="720"/>
-      <w:outlineLvl w:val="2"/>
-    </w:pPr>
-  </w:style>
-  <w:style w:type="paragraph" w:styleId="Heading4">
-    <w:name w:val="heading 4"/>
-    <w:basedOn w:val="Heading3"/>
-    <w:next w:val="BodyText"/>
-    <w:qFormat/>
-    <w:pPr>
-      <w:ind w:left="2880" w:hanging="720"/>
-      <w:outlineLvl w:val="3"/>
-    </w:pPr>
-    <w:rPr>
-      <w:i/>
-      <w:iCs/>
-    </w:rPr>
-  </w:style>
-  <w:style w:type="paragraph" w:customStyle="1" w:styleId="CoverLine">
-    <w:name w:val="Cover Line"/>
-    <w:basedOn w:val="Normal"/>
-    <w:qFormat/>
-    <w:pPr>
-      <w:spacing w:before="0" w:after="200" w:line="240" w:lineRule="auto"/>
-      <w:jc w:val="center"/>
-    </w:pPr>
-  </w:style>
-  <w:style w:type="paragraph" w:customStyle="1" w:styleId="SingleLine">
-    <w:name w:val="Single Line"/>
-    <w:basedOn w:val="Normal"/>
-    <w:qFormat/>
-    <w:pPr>
-      <w:spacing w:before="0" w:after="200" w:line="240" w:lineRule="auto"/>
-    </w:pPr>
-  </w:style>
-  <w:style w:type="paragraph" w:customStyle="1" w:styleId="SignatureBlock">
-    <w:name w:val="Signature Block"/>
-    <w:basedOn w:val="Normal"/>
-    <w:qFormat/>
-    <w:pPr>
-      <w:spacing w:before="0" w:after="0" w:line="240" w:lineRule="auto"/>
-      <w:ind w:left="4320"/>
-    </w:pPr>
-  </w:style>
-  <w:style w:type="paragraph" w:customStyle="1" w:styleId="CounselBlock">
-    <w:name w:val="Counsel Block"/>
-    <w:basedOn w:val="Normal"/>
-    <w:qFormat/>
-    <w:pPr>
-      <w:spacing w:before="0" w:after="0" w:line="240" w:lineRule="auto"/>
-      <w:ind w:left="4320"/>
-    </w:pPr>
   </w:style>
 </w:styles>
 </file>
